--- a/PartitioningPOC_Module4_MaintenancePlans.docx
+++ b/PartitioningPOC_Module4_MaintenancePlans.docx
@@ -10,7 +10,11 @@
       </w:pPr>
       <w:r>
         <w:fldChar w:fldCharType="begin"/>
+      </w:r>
+      <w:r>
         <w:instrText xml:space="preserve"> INCLUDEPICTURE "https://cdn.freebiesupply.com/images/thumbs/2x/walgreens-logo.png" \* MERGEFORMATINET </w:instrText>
+      </w:r>
+      <w:r>
         <w:fldChar w:fldCharType="separate"/>
       </w:r>
       <w:r>
@@ -152,6 +156,11 @@
           <w:color w:val="333333"/>
         </w:rPr>
         <w:t>Prepared by: Justin Hunter</w:t>
+      </w:r>
+      <w:r>
+        <w:rPr>
+          <w:color w:val="333333"/>
+        </w:rPr>
         <w:br/>
         <w:t>Prepared for: Walgreens Automated Fulfillment</w:t>
       </w:r>
@@ -365,24 +374,49 @@
       <w:pPr>
         <w:spacing w:after="160" w:line="276" w:lineRule="auto"/>
       </w:pPr>
+      <w:proofErr w:type="gramStart"/>
       <w:r>
         <w:rPr>
           <w:color w:val="333333"/>
         </w:rPr>
-        <w:t>Readers familiar with SQL Server maintenance will recognize conceptual parallels between the procedures in this module and Ola Hallengren’s widely adopted SQL Server Maintenance Solution (ola.hallengren.com). Ola’s suite is the industry gold standard for general-purpose SQL Server maintenance — covering index optimization, statistics updates, integrity checks, and backups through a set of battle-tested, highly configurable stored procedures. It is deployed in thousands of production environments worldwide and should be considered a baseline for any SQL Server estate.</w:t>
-      </w:r>
-    </w:p>
-    <w:p>
-      <w:pPr>
-        <w:spacing w:after="160" w:line="276" w:lineRule="auto"/>
-      </w:pPr>
+        <w:t>Engineers</w:t>
+      </w:r>
+      <w:proofErr w:type="gramEnd"/>
       <w:r>
         <w:rPr>
           <w:color w:val="333333"/>
         </w:rPr>
-        <w:t xml:space="preserve">The procedures in this module are not intended to replace Ola’s solution. Rather, they address a specific gap: deep partition awareness for very large tables. While Ola’s IndexOptimize does support partition-level operations (via the Partitions parameter), it does not natively implement the concept of a hot/cold maintenance boundary — the idea that only the N most recent partitions should be evaluated for fragmentation because the remainder are read-only and guaranteed to have zero fragmentation growth. This distinction matters enormously at scale: </w:t>
+        <w:t xml:space="preserve"> familiar with SQL Server maintenance will recognize conceptual parallels between the procedures in this module and Ola Hallengren’s widely adopted SQL Server Maintenance Solution (ola.hallengren.com). Ola’s suite is the industry gold standard for general-purpose SQL Server maintenance — covering index optimization, statistics updates, integrity checks, and backups through a set of battle-tested, highly configurable stored procedures. It is deployed in thousands of production environments worldwide and should be considered a baseline for any SQL Server estate.</w:t>
+      </w:r>
+    </w:p>
+    <w:p>
+      <w:pPr>
+        <w:spacing w:after="160" w:line="276" w:lineRule="auto"/>
+      </w:pPr>
+      <w:r>
+        <w:rPr>
+          <w:color w:val="333333"/>
+        </w:rPr>
+        <w:t>The procedures in this module are not intended to replace Ola’s solution. Rather, they address a specific gap: deep partition awareness for very large tables. While Ola’s IndexOptimize does support partition-level operations (via the Partitions parameter), it does not natively implement the concept of a hot/cold maintenance boundary</w:t>
+      </w:r>
+      <w:r>
+        <w:rPr>
+          <w:color w:val="333333"/>
+        </w:rPr>
+        <w:t xml:space="preserve">.  More specifically, </w:t>
+      </w:r>
+      <w:r>
+        <w:rPr>
+          <w:color w:val="333333"/>
+        </w:rPr>
+        <w:t xml:space="preserve">the idea that only the N </w:t>
+      </w:r>
+      <w:r>
+        <w:rPr>
+          <w:color w:val="333333"/>
+        </w:rPr>
         <w:lastRenderedPageBreak/>
-        <w:t>scanning fragmentation statistics on 60 partitions to conclude that 57 of them need no work is itself a measurable I/O cost on a table with 1.83 billion rows and 116 GB of data.</w:t>
+        <w:t>most recent partitions should be evaluated for fragmentation because the remainder are read-only and guaranteed to have zero fragmentation growth. This distinction matters enormously at scale: scanning fragmentation statistics on 60 partitions to conclude that 57 of them need no work is itself a measurable I/O cost on a table with 1.83 billion rows and 116 GB of data.</w:t>
       </w:r>
     </w:p>
     <w:p>
@@ -908,6 +942,7 @@
                 <w:sz w:val="20"/>
                 <w:szCs w:val="20"/>
               </w:rPr>
+              <w:lastRenderedPageBreak/>
               <w:t>Wasted Effort</w:t>
             </w:r>
           </w:p>
@@ -976,7 +1011,6 @@
         <w:pStyle w:val="Heading1"/>
       </w:pPr>
       <w:r>
-        <w:lastRenderedPageBreak/>
         <w:t>3. Partition-Aware Index Maintenance</w:t>
       </w:r>
     </w:p>
@@ -1616,6 +1650,7 @@
                 <w:sz w:val="20"/>
                 <w:szCs w:val="20"/>
               </w:rPr>
+              <w:lastRenderedPageBreak/>
               <w:t>@MaxDurationMinutes</w:t>
             </w:r>
           </w:p>
@@ -1795,7 +1830,6 @@
                 <w:sz w:val="20"/>
                 <w:szCs w:val="20"/>
               </w:rPr>
-              <w:lastRenderedPageBreak/>
               <w:t>@DryRun</w:t>
             </w:r>
           </w:p>
